--- a/template.docx
+++ b/template.docx
@@ -643,66 +643,12 @@
             </w:pPr>
             <w:r>
               <w:rPr>
-                <w:rFonts w:ascii="맑은 고딕 Semilight" w:eastAsia="맑은 고딕 Semilight" w:hAnsi="맑은 고딕 Semilight" w:cs="맑은 고딕 Semilight"/>
-                <w:color w:val="FFFFFF" w:themeColor="background1"/>
-                <w:sz w:val="28"/>
-                <w:szCs w:val="28"/>
-              </w:rPr>
-              <w:t>202</w:t>
-            </w:r>
-            <w:r>
-              <w:rPr>
                 <w:rFonts w:ascii="맑은 고딕 Semilight" w:eastAsia="맑은 고딕 Semilight" w:hAnsi="맑은 고딕 Semilight" w:cs="맑은 고딕 Semilight" w:hint="eastAsia"/>
                 <w:color w:val="FFFFFF" w:themeColor="background1"/>
                 <w:sz w:val="28"/>
                 <w:szCs w:val="28"/>
               </w:rPr>
-              <w:t>5</w:t>
-            </w:r>
-            <w:r>
-              <w:rPr>
-                <w:rFonts w:ascii="맑은 고딕 Semilight" w:eastAsia="맑은 고딕 Semilight" w:hAnsi="맑은 고딕 Semilight" w:cs="맑은 고딕 Semilight"/>
-                <w:color w:val="FFFFFF" w:themeColor="background1"/>
-                <w:sz w:val="28"/>
-                <w:szCs w:val="28"/>
-              </w:rPr>
-              <w:t xml:space="preserve">. </w:t>
-            </w:r>
-            <w:r>
-              <w:rPr>
-                <w:rFonts w:ascii="맑은 고딕 Semilight" w:eastAsia="맑은 고딕 Semilight" w:hAnsi="맑은 고딕 Semilight" w:cs="맑은 고딕 Semilight" w:hint="eastAsia"/>
-                <w:color w:val="FFFFFF" w:themeColor="background1"/>
-                <w:sz w:val="28"/>
-                <w:szCs w:val="28"/>
-              </w:rPr>
-              <w:t>10</w:t>
-            </w:r>
-            <w:r>
-              <w:rPr>
-                <w:rFonts w:ascii="맑은 고딕 Semilight" w:eastAsia="맑은 고딕 Semilight" w:hAnsi="맑은 고딕 Semilight" w:cs="맑은 고딕 Semilight"/>
-                <w:color w:val="FFFFFF" w:themeColor="background1"/>
-                <w:sz w:val="28"/>
-                <w:szCs w:val="28"/>
-              </w:rPr>
-              <w:t xml:space="preserve">. </w:t>
-            </w:r>
-            <w:r>
-              <w:rPr>
-                <w:rFonts w:ascii="맑은 고딕 Semilight" w:eastAsia="맑은 고딕 Semilight" w:hAnsi="맑은 고딕 Semilight" w:cs="맑은 고딕 Semilight" w:hint="eastAsia"/>
-                <w:color w:val="FFFFFF" w:themeColor="background1"/>
-                <w:sz w:val="28"/>
-                <w:szCs w:val="28"/>
-              </w:rPr>
-              <w:t>21</w:t>
-            </w:r>
-            <w:r>
-              <w:rPr>
-                <w:rFonts w:ascii="맑은 고딕 Semilight" w:eastAsia="맑은 고딕 Semilight" w:hAnsi="맑은 고딕 Semilight" w:cs="맑은 고딕 Semilight"/>
-                <w:color w:val="FFFFFF" w:themeColor="background1"/>
-                <w:sz w:val="28"/>
-                <w:szCs w:val="28"/>
-              </w:rPr>
-              <w:t>.</w:t>
+              <w:t>2025.12.28</w:t>
             </w:r>
           </w:p>
         </w:tc>
@@ -772,25 +718,7 @@
                 <w:sz w:val="28"/>
                 <w:szCs w:val="28"/>
               </w:rPr>
-              <w:t>정구향</w:t>
-            </w:r>
-            <w:r>
-              <w:rPr>
-                <w:rFonts w:ascii="맑은 고딕 Semilight" w:eastAsia="맑은 고딕 Semilight" w:hAnsi="맑은 고딕 Semilight" w:cs="맑은 고딕 Semilight"/>
-                <w:color w:val="FFFFFF" w:themeColor="background1"/>
-                <w:sz w:val="28"/>
-                <w:szCs w:val="28"/>
-              </w:rPr>
-              <w:t xml:space="preserve"> </w:t>
-            </w:r>
-            <w:r>
-              <w:rPr>
-                <w:rFonts w:ascii="맑은 고딕 Semilight" w:eastAsia="맑은 고딕 Semilight" w:hAnsi="맑은 고딕 Semilight" w:cs="맑은 고딕 Semilight" w:hint="eastAsia"/>
-                <w:color w:val="FFFFFF" w:themeColor="background1"/>
-                <w:sz w:val="28"/>
-                <w:szCs w:val="28"/>
-              </w:rPr>
-              <w:t>변리사</w:t>
+              <w:t>정구향 변리사</w:t>
             </w:r>
           </w:p>
         </w:tc>
@@ -1704,14 +1632,14 @@
               <w:pStyle w:val="a8"/>
               <w:jc w:val="center"/>
               <w:rPr>
-                <w:rFonts w:ascii="SpoqaHanSans-Light" w:eastAsia="SpoqaHanSans-Light" w:hAnsi="SpoqaHanSans-Light"/>
+                <w:rFonts w:asciiTheme="minorHAnsi" w:eastAsiaTheme="minorHAnsi" w:hAnsiTheme="minorHAnsi"/>
                 <w:sz w:val="20"/>
                 <w:szCs w:val="20"/>
               </w:rPr>
             </w:pPr>
             <w:r>
               <w:rPr>
-                <w:rFonts w:ascii="SpoqaHanSans-Light" w:eastAsia="SpoqaHanSans-Light" w:hAnsi="SpoqaHanSans-Light" w:hint="eastAsia"/>
+                <w:rFonts w:asciiTheme="minorHAnsi" w:eastAsiaTheme="minorHAnsi" w:hAnsiTheme="minorHAnsi" w:hint="eastAsia"/>
                 <w:sz w:val="20"/>
                 <w:szCs w:val="20"/>
               </w:rPr>
@@ -1720,7 +1648,7 @@
             <w:proofErr w:type="spellStart"/>
             <w:r>
               <w:rPr>
-                <w:rFonts w:ascii="SpoqaHanSans-Light" w:eastAsia="SpoqaHanSans-Light" w:hAnsi="SpoqaHanSans-Light" w:hint="eastAsia"/>
+                <w:rFonts w:asciiTheme="minorHAnsi" w:eastAsiaTheme="minorHAnsi" w:hAnsiTheme="minorHAnsi" w:hint="eastAsia"/>
                 <w:sz w:val="20"/>
                 <w:szCs w:val="20"/>
               </w:rPr>
@@ -1729,7 +1657,7 @@
             <w:proofErr w:type="spellEnd"/>
             <w:r>
               <w:rPr>
-                <w:rFonts w:ascii="SpoqaHanSans-Light" w:eastAsia="SpoqaHanSans-Light" w:hAnsi="SpoqaHanSans-Light" w:hint="eastAsia"/>
+                <w:rFonts w:asciiTheme="minorHAnsi" w:eastAsiaTheme="minorHAnsi" w:hAnsiTheme="minorHAnsi" w:hint="eastAsia"/>
                 <w:sz w:val="20"/>
                 <w:szCs w:val="20"/>
               </w:rPr>
@@ -1748,7 +1676,7 @@
             </w:pPr>
             <w:r>
               <w:rPr>
-                <w:rFonts w:ascii="SpoqaHanSans-Light" w:eastAsia="SpoqaHanSans-Light" w:hAnsi="SpoqaHanSans-Light" w:hint="eastAsia"/>
+                <w:rFonts w:asciiTheme="minorHAnsi" w:eastAsiaTheme="minorHAnsi" w:hAnsiTheme="minorHAnsi" w:hint="eastAsia"/>
                 <w:sz w:val="20"/>
                 <w:szCs w:val="20"/>
               </w:rPr>
@@ -1756,7 +1684,7 @@
             </w:r>
             <w:r>
               <w:rPr>
-                <w:rFonts w:ascii="SpoqaHanSans-Light" w:eastAsia="SpoqaHanSans-Light" w:hAnsi="SpoqaHanSans-Light"/>
+                <w:rFonts w:asciiTheme="minorHAnsi" w:eastAsiaTheme="minorHAnsi" w:hAnsiTheme="minorHAnsi"/>
                 <w:sz w:val="20"/>
                 <w:szCs w:val="20"/>
               </w:rPr>
@@ -1764,7 +1692,7 @@
             </w:r>
             <w:r>
               <w:rPr>
-                <w:rFonts w:ascii="SpoqaHanSans-Light" w:eastAsia="SpoqaHanSans-Light" w:hAnsi="SpoqaHanSans-Light" w:hint="eastAsia"/>
+                <w:rFonts w:asciiTheme="minorHAnsi" w:eastAsiaTheme="minorHAnsi" w:hAnsiTheme="minorHAnsi" w:hint="eastAsia"/>
                 <w:sz w:val="20"/>
                 <w:szCs w:val="20"/>
               </w:rPr>
@@ -1773,7 +1701,7 @@
             <w:proofErr w:type="spellStart"/>
             <w:r>
               <w:rPr>
-                <w:rFonts w:ascii="SpoqaHanSans-Light" w:eastAsia="SpoqaHanSans-Light" w:hAnsi="SpoqaHanSans-Light" w:hint="eastAsia"/>
+                <w:rFonts w:asciiTheme="minorHAnsi" w:eastAsiaTheme="minorHAnsi" w:hAnsiTheme="minorHAnsi" w:hint="eastAsia"/>
                 <w:sz w:val="20"/>
                 <w:szCs w:val="20"/>
               </w:rPr>
@@ -1782,7 +1710,7 @@
             <w:proofErr w:type="spellEnd"/>
             <w:r>
               <w:rPr>
-                <w:rFonts w:ascii="SpoqaHanSans-Light" w:eastAsia="SpoqaHanSans-Light" w:hAnsi="SpoqaHanSans-Light" w:hint="eastAsia"/>
+                <w:rFonts w:asciiTheme="minorHAnsi" w:eastAsiaTheme="minorHAnsi" w:hAnsiTheme="minorHAnsi" w:hint="eastAsia"/>
                 <w:sz w:val="20"/>
                 <w:szCs w:val="20"/>
               </w:rPr>
@@ -1972,6 +1900,282 @@
             <w:tcBorders>
               <w:top w:val="single" w:sz="4" w:space="0" w:color="D9D9D9" w:themeColor="background1" w:themeShade="D9"/>
               <w:left w:val="nil"/>
+              <w:bottom w:val="single" w:sz="4" w:space="0" w:color="D9D9D9" w:themeColor="background1" w:themeShade="D9"/>
+              <w:right w:val="nil"/>
+            </w:tcBorders>
+            <w:vAlign w:val="center"/>
+          </w:tcPr>
+          <w:p>
+            <w:pPr>
+              <w:pStyle w:val="a8"/>
+              <w:jc w:val="center"/>
+              <w:rPr>
+                <w:rFonts w:ascii="SpoqaHanSans-Light" w:eastAsia="SpoqaHanSans-Light" w:hAnsi="SpoqaHanSans-Light"/>
+                <w:bCs/>
+                <w:color w:val="000000"/>
+                <w:sz w:val="20"/>
+                <w:szCs w:val="20"/>
+              </w:rPr>
+            </w:pPr>
+            <w:r>
+              <w:rPr>
+                <w:rFonts w:ascii="SpoqaHanSans-Light" w:eastAsia="SpoqaHanSans-Light" w:hAnsi="SpoqaHanSans-Light" w:hint="eastAsia"/>
+                <w:bCs/>
+                <w:color w:val="000000"/>
+                <w:sz w:val="20"/>
+                <w:szCs w:val="20"/>
+              </w:rPr>
+              <w:t>신규성</w:t>
+            </w:r>
+            <w:r>
+              <w:rPr>
+                <w:rFonts w:ascii="SpoqaHanSans-Light" w:eastAsia="SpoqaHanSans-Light" w:hAnsi="SpoqaHanSans-Light" w:hint="eastAsia"/>
+                <w:bCs/>
+                <w:color w:val="000000"/>
+                <w:sz w:val="20"/>
+                <w:szCs w:val="20"/>
+              </w:rPr>
+              <w:t>/</w:t>
+            </w:r>
+            <w:r>
+              <w:rPr>
+                <w:rFonts w:ascii="SpoqaHanSans-Light" w:eastAsia="SpoqaHanSans-Light" w:hAnsi="SpoqaHanSans-Light" w:hint="eastAsia"/>
+                <w:bCs/>
+                <w:color w:val="000000"/>
+                <w:sz w:val="20"/>
+                <w:szCs w:val="20"/>
+              </w:rPr>
+              <w:t>진보성</w:t>
+            </w:r>
+          </w:p>
+        </w:tc>
+        <w:tc>
+          <w:tcPr>
+            <w:tcW w:w="6576" w:type="dxa"/>
+            <w:tcBorders>
+              <w:top w:val="single" w:sz="4" w:space="0" w:color="D9D9D9" w:themeColor="background1" w:themeShade="D9"/>
+              <w:left w:val="nil"/>
+              <w:bottom w:val="single" w:sz="4" w:space="0" w:color="D9D9D9" w:themeColor="background1" w:themeShade="D9"/>
+              <w:right w:val="nil"/>
+            </w:tcBorders>
+            <w:vAlign w:val="center"/>
+          </w:tcPr>
+          <w:p>
+            <w:pPr>
+              <w:pStyle w:val="a8"/>
+              <w:jc w:val="both"/>
+              <w:rPr>
+                <w:rFonts w:ascii="SpoqaHanSans-Light" w:eastAsia="SpoqaHanSans-Light" w:hAnsi="SpoqaHanSans-Light"/>
+                <w:noProof/>
+                <w:sz w:val="20"/>
+                <w:szCs w:val="20"/>
+              </w:rPr>
+            </w:pPr>
+          </w:p>
+        </w:tc>
+        <w:tc>
+          <w:tcPr>
+            <w:tcW w:w="1531" w:type="dxa"/>
+            <w:tcBorders>
+              <w:top w:val="single" w:sz="4" w:space="0" w:color="D9D9D9" w:themeColor="background1" w:themeShade="D9"/>
+              <w:left w:val="nil"/>
+              <w:bottom w:val="single" w:sz="4" w:space="0" w:color="D9D9D9" w:themeColor="background1" w:themeShade="D9"/>
+              <w:right w:val="nil"/>
+            </w:tcBorders>
+            <w:shd w:val="clear" w:color="auto" w:fill="5AFFAF" w:themeFill="accent4" w:themeFillTint="99"/>
+            <w:vAlign w:val="center"/>
+          </w:tcPr>
+          <w:p>
+            <w:pPr>
+              <w:pStyle w:val="a8"/>
+              <w:jc w:val="center"/>
+              <w:rPr>
+                <w:rFonts w:ascii="SpoqaHanSans-Light" w:eastAsia="SpoqaHanSans-Light" w:hAnsi="SpoqaHanSans-Light"/>
+                <w:b/>
+                <w:bCs/>
+                <w:color w:val="000000"/>
+                <w:sz w:val="20"/>
+                <w:szCs w:val="20"/>
+              </w:rPr>
+            </w:pPr>
+            <w:r>
+              <w:rPr>
+                <w:rFonts w:ascii="SpoqaHanSans-Light" w:eastAsia="SpoqaHanSans-Light" w:hAnsi="SpoqaHanSans-Light" w:hint="eastAsia"/>
+                <w:b/>
+                <w:bCs/>
+                <w:color w:val="000000"/>
+                <w:sz w:val="20"/>
+                <w:szCs w:val="20"/>
+              </w:rPr>
+              <w:t>매우 높음</w:t>
+            </w:r>
+          </w:p>
+          <w:p>
+            <w:pPr>
+              <w:pStyle w:val="a8"/>
+              <w:jc w:val="center"/>
+              <w:rPr>
+                <w:rFonts w:ascii="SpoqaHanSans-Light" w:eastAsia="SpoqaHanSans-Light" w:hAnsi="SpoqaHanSans-Light"/>
+                <w:b/>
+                <w:bCs/>
+                <w:color w:val="000000"/>
+                <w:sz w:val="20"/>
+                <w:szCs w:val="20"/>
+              </w:rPr>
+            </w:pPr>
+            <w:r>
+              <w:rPr>
+                <w:rFonts w:ascii="SpoqaHanSans-Light" w:eastAsia="SpoqaHanSans-Light" w:hAnsi="SpoqaHanSans-Light" w:hint="eastAsia"/>
+                <w:b/>
+                <w:bCs/>
+                <w:color w:val="000000"/>
+                <w:sz w:val="20"/>
+                <w:szCs w:val="20"/>
+              </w:rPr>
+              <w:t>(80%)</w:t>
+            </w:r>
+          </w:p>
+        </w:tc>
+      </w:tr>
+      <w:tr>
+        <w:trPr>
+          <w:trHeight w:val="1924"/>
+        </w:trPr>
+        <w:tc>
+          <w:tcPr>
+            <w:tcW w:w="1531" w:type="dxa"/>
+            <w:tcBorders>
+              <w:top w:val="single" w:sz="4" w:space="0" w:color="D9D9D9" w:themeColor="background1" w:themeShade="D9"/>
+              <w:left w:val="nil"/>
+              <w:bottom w:val="single" w:sz="4" w:space="0" w:color="D9D9D9" w:themeColor="background1" w:themeShade="D9"/>
+              <w:right w:val="nil"/>
+            </w:tcBorders>
+            <w:vAlign w:val="center"/>
+          </w:tcPr>
+          <w:p>
+            <w:pPr>
+              <w:pStyle w:val="a8"/>
+              <w:jc w:val="center"/>
+              <w:rPr>
+                <w:rFonts w:ascii="SpoqaHanSans-Light" w:eastAsia="SpoqaHanSans-Light" w:hAnsi="SpoqaHanSans-Light"/>
+                <w:bCs/>
+                <w:color w:val="000000"/>
+                <w:sz w:val="20"/>
+                <w:szCs w:val="20"/>
+              </w:rPr>
+            </w:pPr>
+            <w:proofErr w:type="spellStart"/>
+            <w:r>
+              <w:rPr>
+                <w:rFonts w:ascii="SpoqaHanSans-Light" w:eastAsia="SpoqaHanSans-Light" w:hAnsi="SpoqaHanSans-Light" w:hint="eastAsia"/>
+                <w:bCs/>
+                <w:color w:val="000000"/>
+                <w:sz w:val="20"/>
+                <w:szCs w:val="20"/>
+              </w:rPr>
+              <w:t>기재불비</w:t>
+            </w:r>
+            <w:proofErr w:type="spellEnd"/>
+          </w:p>
+        </w:tc>
+        <w:tc>
+          <w:tcPr>
+            <w:tcW w:w="6576" w:type="dxa"/>
+            <w:tcBorders>
+              <w:top w:val="single" w:sz="4" w:space="0" w:color="D9D9D9" w:themeColor="background1" w:themeShade="D9"/>
+              <w:left w:val="nil"/>
+              <w:bottom w:val="single" w:sz="4" w:space="0" w:color="D9D9D9" w:themeColor="background1" w:themeShade="D9"/>
+              <w:right w:val="nil"/>
+            </w:tcBorders>
+            <w:vAlign w:val="center"/>
+          </w:tcPr>
+          <w:p>
+            <w:pPr>
+              <w:pStyle w:val="a8"/>
+              <w:jc w:val="both"/>
+              <w:rPr>
+                <w:rFonts w:ascii="SpoqaHanSans-Light" w:eastAsia="SpoqaHanSans-Light" w:hAnsi="SpoqaHanSans-Light"/>
+                <w:noProof/>
+                <w:sz w:val="20"/>
+                <w:szCs w:val="20"/>
+              </w:rPr>
+            </w:pPr>
+          </w:p>
+        </w:tc>
+        <w:tc>
+          <w:tcPr>
+            <w:tcW w:w="1531" w:type="dxa"/>
+            <w:tcBorders>
+              <w:top w:val="single" w:sz="4" w:space="0" w:color="D9D9D9" w:themeColor="background1" w:themeShade="D9"/>
+              <w:left w:val="nil"/>
+              <w:bottom w:val="single" w:sz="4" w:space="0" w:color="D9D9D9" w:themeColor="background1" w:themeShade="D9"/>
+              <w:right w:val="nil"/>
+            </w:tcBorders>
+            <w:shd w:val="clear" w:color="auto" w:fill="91FFCA" w:themeFill="accent4" w:themeFillTint="66"/>
+            <w:vAlign w:val="center"/>
+          </w:tcPr>
+          <w:p>
+            <w:pPr>
+              <w:pStyle w:val="a8"/>
+              <w:jc w:val="center"/>
+              <w:rPr>
+                <w:rFonts w:ascii="SpoqaHanSans-Light" w:eastAsia="SpoqaHanSans-Light" w:hAnsi="SpoqaHanSans-Light"/>
+                <w:b/>
+                <w:bCs/>
+                <w:color w:val="000000"/>
+                <w:sz w:val="20"/>
+                <w:szCs w:val="20"/>
+              </w:rPr>
+            </w:pPr>
+            <w:r>
+              <w:rPr>
+                <w:rFonts w:ascii="SpoqaHanSans-Light" w:eastAsia="SpoqaHanSans-Light" w:hAnsi="SpoqaHanSans-Light" w:hint="eastAsia"/>
+                <w:b/>
+                <w:bCs/>
+                <w:color w:val="000000"/>
+                <w:sz w:val="20"/>
+                <w:szCs w:val="20"/>
+              </w:rPr>
+              <w:t>다소 높음</w:t>
+            </w:r>
+          </w:p>
+          <w:p>
+            <w:pPr>
+              <w:pStyle w:val="a8"/>
+              <w:jc w:val="center"/>
+              <w:rPr>
+                <w:rFonts w:ascii="SpoqaHanSans-Light" w:eastAsia="SpoqaHanSans-Light" w:hAnsi="SpoqaHanSans-Light"/>
+                <w:b/>
+                <w:bCs/>
+                <w:color w:val="000000"/>
+                <w:sz w:val="20"/>
+                <w:szCs w:val="20"/>
+              </w:rPr>
+            </w:pPr>
+            <w:r>
+              <w:rPr>
+                <w:rFonts w:ascii="SpoqaHanSans-Light" w:eastAsia="SpoqaHanSans-Light" w:hAnsi="SpoqaHanSans-Light" w:hint="eastAsia"/>
+                <w:b/>
+                <w:bCs/>
+                <w:color w:val="000000"/>
+                <w:sz w:val="20"/>
+                <w:szCs w:val="20"/>
+              </w:rPr>
+              <w:t>(60-65%)</w:t>
+            </w:r>
+          </w:p>
+        </w:tc>
+      </w:tr>
+      <w:tr>
+        <w:trPr>
+          <w:trHeight w:val="1924"/>
+        </w:trPr>
+        <w:tc>
+          <w:tcPr>
+            <w:tcW w:w="1531" w:type="dxa"/>
+            <w:tcBorders>
+              <w:top w:val="single" w:sz="4" w:space="0" w:color="D9D9D9" w:themeColor="background1" w:themeShade="D9"/>
+              <w:left w:val="nil"/>
               <w:bottom w:val="single" w:sz="4" w:space="0" w:color="D9D9D9"/>
               <w:right w:val="nil"/>
             </w:tcBorders>
@@ -1989,6 +2193,16 @@
                 <w:szCs w:val="20"/>
               </w:rPr>
             </w:pPr>
+            <w:r>
+              <w:rPr>
+                <w:rFonts w:ascii="SpoqaHanSans-Light" w:eastAsia="SpoqaHanSans-Light" w:hAnsi="SpoqaHanSans-Light" w:hint="eastAsia"/>
+                <w:bCs/>
+                <w:color w:val="000000"/>
+                <w:sz w:val="20"/>
+                <w:szCs w:val="20"/>
+              </w:rPr>
+              <w:t>신규사항추가</w:t>
+            </w:r>
           </w:p>
         </w:tc>
         <w:tc>
@@ -2024,7 +2238,7 @@
               <w:bottom w:val="single" w:sz="4" w:space="0" w:color="D9D9D9"/>
               <w:right w:val="nil"/>
             </w:tcBorders>
-            <w:shd w:val="clear" w:color="auto" w:fill="5AFFAF" w:themeFill="accent4" w:themeFillTint="99"/>
+            <w:shd w:val="clear" w:color="auto" w:fill="FFD899" w:themeFill="accent5" w:themeFillTint="66"/>
             <w:vAlign w:val="center"/>
           </w:tcPr>
           <w:p>
@@ -2040,6 +2254,42 @@
                 <w:szCs w:val="20"/>
               </w:rPr>
             </w:pPr>
+            <w:r>
+              <w:rPr>
+                <w:rFonts w:ascii="SpoqaHanSans-Light" w:eastAsia="SpoqaHanSans-Light" w:hAnsi="SpoqaHanSans-Light" w:hint="eastAsia"/>
+                <w:b/>
+                <w:bCs/>
+                <w:color w:val="000000"/>
+                <w:sz w:val="20"/>
+                <w:szCs w:val="20"/>
+              </w:rPr>
+              <w:t>중간</w:t>
+            </w:r>
+          </w:p>
+          <w:p>
+            <w:pPr>
+              <w:pStyle w:val="a8"/>
+              <w:jc w:val="center"/>
+              <w:rPr>
+                <w:rFonts w:ascii="SpoqaHanSans-Light" w:eastAsia="SpoqaHanSans-Light" w:hAnsi="SpoqaHanSans-Light"/>
+                <w:b/>
+                <w:bCs/>
+                <w:color w:val="000000"/>
+                <w:sz w:val="20"/>
+                <w:szCs w:val="20"/>
+              </w:rPr>
+            </w:pPr>
+            <w:r>
+              <w:rPr>
+                <w:rFonts w:ascii="SpoqaHanSans-Light" w:eastAsia="SpoqaHanSans-Light" w:hAnsi="SpoqaHanSans-Light" w:hint="eastAsia"/>
+                <w:b/>
+                <w:bCs/>
+                <w:color w:val="000000"/>
+                <w:sz w:val="20"/>
+                <w:szCs w:val="20"/>
+              </w:rPr>
+              <w:t>(55-60%)</w:t>
+            </w:r>
           </w:p>
         </w:tc>
       </w:tr>
@@ -2087,24 +2337,6 @@
         </w:rPr>
         <w:tab/>
       </w:r>
-    </w:p>
-    <w:p>
-      <w:pPr>
-        <w:widowControl/>
-        <w:autoSpaceDE/>
-        <w:autoSpaceDN/>
-        <w:adjustRightInd/>
-        <w:spacing w:line="240" w:lineRule="auto"/>
-        <w:jc w:val="left"/>
-        <w:rPr>
-          <w:rFonts w:ascii="SpoqaHanSans-Light" w:eastAsia="SpoqaHanSans-Light" w:hAnsi="SpoqaHanSans-Light" w:cs="Times New Roman"/>
-          <w:b/>
-          <w:bCs/>
-          <w:color w:val="305587" w:themeColor="background2"/>
-          <w:sz w:val="28"/>
-          <w:szCs w:val="28"/>
-        </w:rPr>
-      </w:pPr>
     </w:p>
     <w:p>
       <w:pPr>
@@ -2169,8 +2401,8 @@
       </w:tblPr>
       <w:tblGrid>
         <w:gridCol w:w="1526"/>
-        <w:gridCol w:w="4853"/>
-        <w:gridCol w:w="3255"/>
+        <w:gridCol w:w="3685"/>
+        <w:gridCol w:w="4423"/>
       </w:tblGrid>
       <w:tr>
         <w:trPr>
@@ -2180,109 +2412,8 @@
           <w:tcPr>
             <w:tcW w:w="1526" w:type="dxa"/>
             <w:tcBorders>
-              <w:top w:val="nil"/>
-              <w:left w:val="nil"/>
-              <w:bottom w:val="nil"/>
-              <w:right w:val="nil"/>
-            </w:tcBorders>
-            <w:shd w:val="clear" w:color="auto" w:fill="F2F2F2" w:themeFill="background1" w:themeFillShade="F2"/>
-            <w:vAlign w:val="center"/>
-          </w:tcPr>
-          <w:p>
-            <w:pPr>
-              <w:pStyle w:val="a8"/>
-              <w:jc w:val="center"/>
-              <w:rPr>
-                <w:rFonts w:ascii="SpoqaHanSans-Light" w:eastAsia="SpoqaHanSans-Light" w:hAnsi="SpoqaHanSans-Light"/>
-                <w:b/>
-                <w:color w:val="000000"/>
-                <w:sz w:val="20"/>
-                <w:szCs w:val="20"/>
-              </w:rPr>
-            </w:pPr>
-          </w:p>
-        </w:tc>
-        <w:tc>
-          <w:tcPr>
-            <w:tcW w:w="4853" w:type="dxa"/>
-            <w:tcBorders>
-              <w:top w:val="nil"/>
-              <w:left w:val="nil"/>
-              <w:bottom w:val="nil"/>
-              <w:right w:val="nil"/>
-            </w:tcBorders>
-            <w:shd w:val="clear" w:color="auto" w:fill="F2F2F2" w:themeFill="background1" w:themeFillShade="F2"/>
-          </w:tcPr>
-          <w:p>
-            <w:pPr>
-              <w:pStyle w:val="a8"/>
-              <w:jc w:val="center"/>
-              <w:rPr>
-                <w:rFonts w:ascii="SpoqaHanSans-Light" w:eastAsia="SpoqaHanSans-Light" w:hAnsi="SpoqaHanSans-Light"/>
-                <w:b/>
-                <w:color w:val="000000"/>
-                <w:sz w:val="20"/>
-                <w:szCs w:val="20"/>
-              </w:rPr>
-            </w:pPr>
-            <w:r>
-              <w:rPr>
-                <w:rFonts w:ascii="SpoqaHanSans-Light" w:eastAsia="SpoqaHanSans-Light" w:hAnsi="SpoqaHanSans-Light" w:hint="eastAsia"/>
-                <w:b/>
-                <w:color w:val="000000"/>
-                <w:sz w:val="20"/>
-                <w:szCs w:val="20"/>
-              </w:rPr>
-              <w:t>거절 이유가 있는 부분</w:t>
-            </w:r>
-          </w:p>
-        </w:tc>
-        <w:tc>
-          <w:tcPr>
-            <w:tcW w:w="3255" w:type="dxa"/>
-            <w:tcBorders>
-              <w:top w:val="nil"/>
-              <w:left w:val="nil"/>
-              <w:bottom w:val="nil"/>
-              <w:right w:val="nil"/>
-            </w:tcBorders>
-            <w:shd w:val="clear" w:color="auto" w:fill="F2F2F2" w:themeFill="background1" w:themeFillShade="F2"/>
-          </w:tcPr>
-          <w:p>
-            <w:pPr>
-              <w:pStyle w:val="a8"/>
-              <w:jc w:val="center"/>
-              <w:rPr>
-                <w:rFonts w:ascii="SpoqaHanSans-Light" w:eastAsia="SpoqaHanSans-Light" w:hAnsi="SpoqaHanSans-Light"/>
-                <w:b/>
-                <w:color w:val="000000"/>
-                <w:sz w:val="20"/>
-                <w:szCs w:val="20"/>
-              </w:rPr>
-            </w:pPr>
-            <w:r>
-              <w:rPr>
-                <w:rFonts w:ascii="SpoqaHanSans-Light" w:eastAsia="SpoqaHanSans-Light" w:hAnsi="SpoqaHanSans-Light" w:hint="eastAsia"/>
-                <w:b/>
-                <w:color w:val="000000"/>
-                <w:sz w:val="20"/>
-                <w:szCs w:val="20"/>
-              </w:rPr>
-              <w:t>거절이유</w:t>
-            </w:r>
-          </w:p>
-        </w:tc>
-      </w:tr>
-      <w:tr>
-        <w:trPr>
-          <w:trHeight w:val="180"/>
-        </w:trPr>
-        <w:tc>
-          <w:tcPr>
-            <w:tcW w:w="1526" w:type="dxa"/>
-            <w:tcBorders>
-              <w:top w:val="nil"/>
-              <w:left w:val="nil"/>
+              <w:top w:val="single" w:sz="4" w:space="0" w:color="D9D9D9" w:themeColor="background1" w:themeShade="D9"/>
+              <w:left w:val="single" w:sz="4" w:space="0" w:color="D9D9D9" w:themeColor="background1" w:themeShade="D9"/>
               <w:bottom w:val="single" w:sz="4" w:space="0" w:color="D9D9D9"/>
               <w:right w:val="nil"/>
             </w:tcBorders>
@@ -2301,6 +2432,107 @@
                 <w:szCs w:val="20"/>
               </w:rPr>
             </w:pPr>
+          </w:p>
+        </w:tc>
+        <w:tc>
+          <w:tcPr>
+            <w:tcW w:w="3685" w:type="dxa"/>
+            <w:tcBorders>
+              <w:top w:val="single" w:sz="4" w:space="0" w:color="D9D9D9" w:themeColor="background1" w:themeShade="D9"/>
+              <w:left w:val="nil"/>
+              <w:bottom w:val="single" w:sz="4" w:space="0" w:color="D9D9D9"/>
+              <w:right w:val="nil"/>
+            </w:tcBorders>
+            <w:shd w:val="clear" w:color="auto" w:fill="F2F2F2" w:themeFill="background1" w:themeFillShade="F2"/>
+          </w:tcPr>
+          <w:p>
+            <w:pPr>
+              <w:pStyle w:val="a8"/>
+              <w:jc w:val="center"/>
+              <w:rPr>
+                <w:rFonts w:ascii="SpoqaHanSans-Light" w:eastAsia="SpoqaHanSans-Light" w:hAnsi="SpoqaHanSans-Light"/>
+                <w:b/>
+                <w:color w:val="000000"/>
+                <w:sz w:val="20"/>
+                <w:szCs w:val="20"/>
+              </w:rPr>
+            </w:pPr>
+            <w:r>
+              <w:rPr>
+                <w:rFonts w:ascii="SpoqaHanSans-Light" w:eastAsia="SpoqaHanSans-Light" w:hAnsi="SpoqaHanSans-Light" w:hint="eastAsia"/>
+                <w:b/>
+                <w:color w:val="000000"/>
+                <w:sz w:val="20"/>
+                <w:szCs w:val="20"/>
+              </w:rPr>
+              <w:t>거절 이유가 있는 부분</w:t>
+            </w:r>
+          </w:p>
+        </w:tc>
+        <w:tc>
+          <w:tcPr>
+            <w:tcW w:w="4423" w:type="dxa"/>
+            <w:tcBorders>
+              <w:top w:val="single" w:sz="4" w:space="0" w:color="D9D9D9" w:themeColor="background1" w:themeShade="D9"/>
+              <w:left w:val="nil"/>
+              <w:bottom w:val="single" w:sz="4" w:space="0" w:color="D9D9D9"/>
+              <w:right w:val="nil"/>
+            </w:tcBorders>
+            <w:shd w:val="clear" w:color="auto" w:fill="F2F2F2" w:themeFill="background1" w:themeFillShade="F2"/>
+          </w:tcPr>
+          <w:p>
+            <w:pPr>
+              <w:pStyle w:val="a8"/>
+              <w:jc w:val="center"/>
+              <w:rPr>
+                <w:rFonts w:ascii="SpoqaHanSans-Light" w:eastAsia="SpoqaHanSans-Light" w:hAnsi="SpoqaHanSans-Light"/>
+                <w:b/>
+                <w:color w:val="000000"/>
+                <w:sz w:val="20"/>
+                <w:szCs w:val="20"/>
+              </w:rPr>
+            </w:pPr>
+            <w:r>
+              <w:rPr>
+                <w:rFonts w:ascii="SpoqaHanSans-Light" w:eastAsia="SpoqaHanSans-Light" w:hAnsi="SpoqaHanSans-Light" w:hint="eastAsia"/>
+                <w:b/>
+                <w:color w:val="000000"/>
+                <w:sz w:val="20"/>
+                <w:szCs w:val="20"/>
+              </w:rPr>
+              <w:t>거절이유</w:t>
+            </w:r>
+          </w:p>
+        </w:tc>
+      </w:tr>
+      <w:tr>
+        <w:trPr>
+          <w:trHeight w:val="65"/>
+        </w:trPr>
+        <w:tc>
+          <w:tcPr>
+            <w:tcW w:w="1526" w:type="dxa"/>
+            <w:vMerge w:val="restart"/>
+            <w:tcBorders>
+              <w:top w:val="single" w:sz="4" w:space="0" w:color="D9D9D9"/>
+              <w:left w:val="single" w:sz="4" w:space="0" w:color="D9D9D9" w:themeColor="background1" w:themeShade="D9"/>
+              <w:right w:val="nil"/>
+            </w:tcBorders>
+            <w:shd w:val="clear" w:color="auto" w:fill="F2F2F2" w:themeFill="background1" w:themeFillShade="F2"/>
+            <w:vAlign w:val="center"/>
+          </w:tcPr>
+          <w:p>
+            <w:pPr>
+              <w:pStyle w:val="a8"/>
+              <w:jc w:val="center"/>
+              <w:rPr>
+                <w:rFonts w:ascii="SpoqaHanSans-Light" w:eastAsia="SpoqaHanSans-Light" w:hAnsi="SpoqaHanSans-Light"/>
+                <w:b/>
+                <w:color w:val="000000"/>
+                <w:sz w:val="20"/>
+                <w:szCs w:val="20"/>
+              </w:rPr>
+            </w:pPr>
             <w:r>
               <w:rPr>
                 <w:rFonts w:ascii="SpoqaHanSans-Light" w:eastAsia="SpoqaHanSans-Light" w:hAnsi="SpoqaHanSans-Light" w:hint="eastAsia"/>
@@ -2315,11 +2547,11 @@
         </w:tc>
         <w:tc>
           <w:tcPr>
-            <w:tcW w:w="4853" w:type="dxa"/>
+            <w:tcW w:w="3685" w:type="dxa"/>
             <w:tcBorders>
-              <w:top w:val="nil"/>
+              <w:top w:val="single" w:sz="4" w:space="0" w:color="D9D9D9"/>
               <w:left w:val="nil"/>
-              <w:bottom w:val="single" w:sz="4" w:space="0" w:color="D9D9D9"/>
+              <w:bottom w:val="single" w:sz="4" w:space="0" w:color="F2F2F2" w:themeColor="background1" w:themeShade="F2"/>
               <w:right w:val="nil"/>
             </w:tcBorders>
             <w:vAlign w:val="center"/>
@@ -2336,15 +2568,25 @@
                 <w:szCs w:val="20"/>
               </w:rPr>
             </w:pPr>
+            <w:r>
+              <w:rPr>
+                <w:rFonts w:ascii="SpoqaHanSans-Light" w:eastAsia="SpoqaHanSans-Light" w:hAnsi="SpoqaHanSans-Light" w:hint="eastAsia"/>
+                <w:b/>
+                <w:color w:val="000000"/>
+                <w:sz w:val="20"/>
+                <w:szCs w:val="20"/>
+              </w:rPr>
+              <w:t>청구항 제13항 내지 제19항</w:t>
+            </w:r>
           </w:p>
         </w:tc>
         <w:tc>
           <w:tcPr>
-            <w:tcW w:w="3255" w:type="dxa"/>
+            <w:tcW w:w="4423" w:type="dxa"/>
             <w:tcBorders>
-              <w:top w:val="nil"/>
+              <w:top w:val="single" w:sz="4" w:space="0" w:color="D9D9D9"/>
               <w:left w:val="nil"/>
-              <w:bottom w:val="single" w:sz="4" w:space="0" w:color="D9D9D9"/>
+              <w:bottom w:val="single" w:sz="4" w:space="0" w:color="F2F2F2" w:themeColor="background1" w:themeShade="F2"/>
               <w:right w:val="nil"/>
             </w:tcBorders>
             <w:vAlign w:val="center"/>
@@ -2361,6 +2603,272 @@
                 <w:szCs w:val="20"/>
               </w:rPr>
             </w:pPr>
+            <w:proofErr w:type="spellStart"/>
+            <w:r>
+              <w:rPr>
+                <w:rFonts w:ascii="SpoqaHanSans-Light" w:eastAsia="SpoqaHanSans-Light" w:hAnsi="SpoqaHanSans-Light" w:hint="eastAsia"/>
+                <w:b/>
+                <w:color w:val="000000"/>
+                <w:sz w:val="20"/>
+                <w:szCs w:val="20"/>
+              </w:rPr>
+              <w:t>기재불비</w:t>
+            </w:r>
+            <w:proofErr w:type="spellEnd"/>
+          </w:p>
+        </w:tc>
+      </w:tr>
+      <w:tr>
+        <w:trPr>
+          <w:trHeight w:val="55"/>
+        </w:trPr>
+        <w:tc>
+          <w:tcPr>
+            <w:tcW w:w="1526" w:type="dxa"/>
+            <w:vMerge/>
+            <w:tcBorders>
+              <w:left w:val="single" w:sz="4" w:space="0" w:color="D9D9D9" w:themeColor="background1" w:themeShade="D9"/>
+              <w:bottom w:val="single" w:sz="4" w:space="0" w:color="F2F2F2" w:themeColor="background1" w:themeShade="F2"/>
+              <w:right w:val="nil"/>
+            </w:tcBorders>
+            <w:shd w:val="clear" w:color="auto" w:fill="F2F2F2" w:themeFill="background1" w:themeFillShade="F2"/>
+          </w:tcPr>
+          <w:p>
+            <w:pPr>
+              <w:pStyle w:val="a8"/>
+              <w:jc w:val="center"/>
+              <w:rPr>
+                <w:rFonts w:ascii="SpoqaHanSans-Light" w:eastAsia="SpoqaHanSans-Light" w:hAnsi="SpoqaHanSans-Light"/>
+                <w:b/>
+                <w:color w:val="000000"/>
+                <w:sz w:val="20"/>
+                <w:szCs w:val="20"/>
+              </w:rPr>
+            </w:pPr>
+          </w:p>
+        </w:tc>
+        <w:tc>
+          <w:tcPr>
+            <w:tcW w:w="3685" w:type="dxa"/>
+            <w:tcBorders>
+              <w:top w:val="single" w:sz="4" w:space="0" w:color="F2F2F2" w:themeColor="background1" w:themeShade="F2"/>
+              <w:left w:val="nil"/>
+              <w:bottom w:val="single" w:sz="4" w:space="0" w:color="F2F2F2" w:themeColor="background1" w:themeShade="F2"/>
+              <w:right w:val="nil"/>
+            </w:tcBorders>
+            <w:vAlign w:val="center"/>
+          </w:tcPr>
+          <w:p>
+            <w:pPr>
+              <w:spacing w:line="240" w:lineRule="auto"/>
+              <w:jc w:val="center"/>
+              <w:rPr>
+                <w:rFonts w:ascii="SpoqaHanSans-Light" w:eastAsia="SpoqaHanSans-Light" w:hAnsi="SpoqaHanSans-Light"/>
+                <w:b/>
+                <w:bCs/>
+                <w:szCs w:val="20"/>
+              </w:rPr>
+            </w:pPr>
+            <w:r>
+              <w:rPr>
+                <w:rFonts w:ascii="SpoqaHanSans-Light" w:eastAsia="SpoqaHanSans-Light" w:hAnsi="SpoqaHanSans-Light" w:hint="eastAsia"/>
+                <w:b/>
+                <w:bCs/>
+                <w:szCs w:val="20"/>
+              </w:rPr>
+              <w:t>청구항</w:t>
+            </w:r>
+            <w:r>
+              <w:rPr>
+                <w:rFonts w:ascii="SpoqaHanSans-Light" w:eastAsia="SpoqaHanSans-Light" w:hAnsi="SpoqaHanSans-Light"/>
+                <w:b/>
+                <w:bCs/>
+                <w:szCs w:val="20"/>
+              </w:rPr>
+              <w:t xml:space="preserve"> 제1항</w:t>
+            </w:r>
+            <w:r>
+              <w:rPr>
+                <w:rFonts w:ascii="SpoqaHanSans-Light" w:eastAsia="SpoqaHanSans-Light" w:hAnsi="SpoqaHanSans-Light" w:hint="eastAsia"/>
+                <w:b/>
+                <w:bCs/>
+                <w:szCs w:val="20"/>
+              </w:rPr>
+              <w:t xml:space="preserve"> 내지 </w:t>
+            </w:r>
+            <w:r>
+              <w:rPr>
+                <w:rFonts w:ascii="SpoqaHanSans-Light" w:eastAsia="SpoqaHanSans-Light" w:hAnsi="SpoqaHanSans-Light"/>
+                <w:b/>
+                <w:bCs/>
+                <w:szCs w:val="20"/>
+              </w:rPr>
+              <w:t>제1</w:t>
+            </w:r>
+            <w:r>
+              <w:rPr>
+                <w:rFonts w:ascii="SpoqaHanSans-Light" w:eastAsia="SpoqaHanSans-Light" w:hAnsi="SpoqaHanSans-Light" w:hint="eastAsia"/>
+                <w:b/>
+                <w:bCs/>
+                <w:szCs w:val="20"/>
+              </w:rPr>
+              <w:t>2</w:t>
+            </w:r>
+            <w:r>
+              <w:rPr>
+                <w:rFonts w:ascii="SpoqaHanSans-Light" w:eastAsia="SpoqaHanSans-Light" w:hAnsi="SpoqaHanSans-Light"/>
+                <w:b/>
+                <w:bCs/>
+                <w:szCs w:val="20"/>
+              </w:rPr>
+              <w:t xml:space="preserve">항, </w:t>
+            </w:r>
+            <w:r>
+              <w:rPr>
+                <w:rFonts w:ascii="SpoqaHanSans-Light" w:eastAsia="SpoqaHanSans-Light" w:hAnsi="SpoqaHanSans-Light" w:hint="eastAsia"/>
+                <w:b/>
+                <w:bCs/>
+                <w:szCs w:val="20"/>
+              </w:rPr>
+              <w:t>제</w:t>
+            </w:r>
+            <w:r>
+              <w:rPr>
+                <w:rFonts w:ascii="SpoqaHanSans-Light" w:eastAsia="SpoqaHanSans-Light" w:hAnsi="SpoqaHanSans-Light" w:hint="eastAsia"/>
+                <w:b/>
+                <w:bCs/>
+                <w:szCs w:val="20"/>
+              </w:rPr>
+              <w:t>20</w:t>
+            </w:r>
+            <w:r>
+              <w:rPr>
+                <w:rFonts w:ascii="SpoqaHanSans-Light" w:eastAsia="SpoqaHanSans-Light" w:hAnsi="SpoqaHanSans-Light"/>
+                <w:b/>
+                <w:bCs/>
+                <w:szCs w:val="20"/>
+              </w:rPr>
+              <w:t>항</w:t>
+            </w:r>
+          </w:p>
+          <w:p>
+            <w:pPr>
+              <w:spacing w:line="240" w:lineRule="auto"/>
+              <w:jc w:val="center"/>
+              <w:rPr>
+                <w:rFonts w:ascii="SpoqaHanSans-Light" w:eastAsia="SpoqaHanSans-Light" w:hAnsi="SpoqaHanSans-Light"/>
+                <w:b/>
+                <w:bCs/>
+                <w:szCs w:val="20"/>
+              </w:rPr>
+            </w:pPr>
+            <w:r>
+              <w:rPr>
+                <w:rFonts w:ascii="SpoqaHanSans-Light" w:eastAsia="SpoqaHanSans-Light" w:hAnsi="SpoqaHanSans-Light" w:hint="eastAsia"/>
+                <w:b/>
+                <w:color w:val="0070C0"/>
+                <w:szCs w:val="20"/>
+              </w:rPr>
+              <w:t>(등록가능청구항: 제</w:t>
+            </w:r>
+            <w:r>
+              <w:rPr>
+                <w:rFonts w:ascii="SpoqaHanSans-Light" w:eastAsia="SpoqaHanSans-Light" w:hAnsi="SpoqaHanSans-Light" w:hint="eastAsia"/>
+                <w:b/>
+                <w:color w:val="0070C0"/>
+                <w:szCs w:val="20"/>
+              </w:rPr>
+              <w:t>13항</w:t>
+            </w:r>
+            <w:r>
+              <w:rPr>
+                <w:rFonts w:ascii="SpoqaHanSans-Light" w:eastAsia="SpoqaHanSans-Light" w:hAnsi="SpoqaHanSans-Light" w:hint="eastAsia"/>
+                <w:b/>
+                <w:color w:val="0070C0"/>
+                <w:szCs w:val="20"/>
+              </w:rPr>
+              <w:t xml:space="preserve"> </w:t>
+            </w:r>
+            <w:r>
+              <w:rPr>
+                <w:rFonts w:ascii="SpoqaHanSans-Light" w:eastAsia="SpoqaHanSans-Light" w:hAnsi="SpoqaHanSans-Light" w:hint="eastAsia"/>
+                <w:b/>
+                <w:color w:val="0070C0"/>
+                <w:szCs w:val="20"/>
+              </w:rPr>
+              <w:t>내지</w:t>
+            </w:r>
+            <w:r>
+              <w:rPr>
+                <w:rFonts w:ascii="SpoqaHanSans-Light" w:eastAsia="SpoqaHanSans-Light" w:hAnsi="SpoqaHanSans-Light" w:hint="eastAsia"/>
+                <w:b/>
+                <w:color w:val="0070C0"/>
+                <w:szCs w:val="20"/>
+              </w:rPr>
+              <w:t xml:space="preserve"> 제</w:t>
+            </w:r>
+            <w:r>
+              <w:rPr>
+                <w:rFonts w:ascii="SpoqaHanSans-Light" w:eastAsia="SpoqaHanSans-Light" w:hAnsi="SpoqaHanSans-Light" w:hint="eastAsia"/>
+                <w:b/>
+                <w:color w:val="0070C0"/>
+                <w:szCs w:val="20"/>
+              </w:rPr>
+              <w:t>19</w:t>
+            </w:r>
+            <w:r>
+              <w:rPr>
+                <w:rFonts w:ascii="SpoqaHanSans-Light" w:eastAsia="SpoqaHanSans-Light" w:hAnsi="SpoqaHanSans-Light" w:hint="eastAsia"/>
+                <w:b/>
+                <w:color w:val="0070C0"/>
+                <w:szCs w:val="20"/>
+              </w:rPr>
+              <w:t>항</w:t>
+            </w:r>
+            <w:r>
+              <w:rPr>
+                <w:rFonts w:ascii="SpoqaHanSans-Light" w:eastAsia="SpoqaHanSans-Light" w:hAnsi="SpoqaHanSans-Light" w:hint="eastAsia"/>
+                <w:b/>
+                <w:color w:val="0070C0"/>
+                <w:szCs w:val="20"/>
+              </w:rPr>
+              <w:t>)</w:t>
+            </w:r>
+          </w:p>
+        </w:tc>
+        <w:tc>
+          <w:tcPr>
+            <w:tcW w:w="4423" w:type="dxa"/>
+            <w:tcBorders>
+              <w:top w:val="single" w:sz="4" w:space="0" w:color="F2F2F2" w:themeColor="background1" w:themeShade="F2"/>
+              <w:left w:val="nil"/>
+              <w:bottom w:val="single" w:sz="4" w:space="0" w:color="F2F2F2" w:themeColor="background1" w:themeShade="F2"/>
+              <w:right w:val="nil"/>
+            </w:tcBorders>
+            <w:vAlign w:val="center"/>
+          </w:tcPr>
+          <w:p>
+            <w:pPr>
+              <w:pStyle w:val="a8"/>
+              <w:jc w:val="center"/>
+              <w:rPr>
+                <w:rFonts w:ascii="SpoqaHanSans-Light" w:eastAsia="SpoqaHanSans-Light" w:hAnsi="SpoqaHanSans-Light"/>
+                <w:b/>
+                <w:color w:val="000000"/>
+                <w:sz w:val="20"/>
+                <w:szCs w:val="20"/>
+              </w:rPr>
+            </w:pPr>
+            <w:r>
+              <w:rPr>
+                <w:rFonts w:ascii="SpoqaHanSans-Light" w:eastAsia="SpoqaHanSans-Light" w:hAnsi="SpoqaHanSans-Light" w:hint="eastAsia"/>
+                <w:b/>
+                <w:color w:val="000000"/>
+                <w:sz w:val="20"/>
+                <w:szCs w:val="20"/>
+              </w:rPr>
+              <w:t>진보성</w:t>
+            </w:r>
           </w:p>
         </w:tc>
       </w:tr>
@@ -2372,8 +2880,8 @@
           <w:tcPr>
             <w:tcW w:w="1526" w:type="dxa"/>
             <w:tcBorders>
-              <w:top w:val="single" w:sz="4" w:space="0" w:color="D9D9D9"/>
-              <w:left w:val="nil"/>
+              <w:top w:val="single" w:sz="4" w:space="0" w:color="F2F2F2" w:themeColor="background1" w:themeShade="F2"/>
+              <w:left w:val="single" w:sz="4" w:space="0" w:color="D9D9D9" w:themeColor="background1" w:themeShade="D9"/>
               <w:bottom w:val="single" w:sz="4" w:space="0" w:color="D7DAE0" w:themeColor="text2" w:themeTint="33"/>
               <w:right w:val="nil"/>
             </w:tcBorders>
@@ -2409,7 +2917,7 @@
             <w:tcW w:w="8108" w:type="dxa"/>
             <w:gridSpan w:val="2"/>
             <w:tcBorders>
-              <w:top w:val="single" w:sz="4" w:space="0" w:color="D9D9D9"/>
+              <w:top w:val="single" w:sz="4" w:space="0" w:color="F2F2F2" w:themeColor="background1" w:themeShade="F2"/>
               <w:left w:val="nil"/>
               <w:bottom w:val="single" w:sz="4" w:space="0" w:color="D7DAE0" w:themeColor="text2" w:themeTint="33"/>
               <w:right w:val="nil"/>
@@ -2425,6 +2933,123 @@
                 <w:szCs w:val="20"/>
               </w:rPr>
             </w:pPr>
+            <w:r>
+              <w:rPr>
+                <w:rFonts w:ascii="SpoqaHanSans-Light" w:eastAsia="SpoqaHanSans-Light" w:hAnsi="SpoqaHanSans-Light"/>
+                <w:b/>
+                <w:bCs/>
+                <w:color w:val="000000"/>
+                <w:sz w:val="20"/>
+                <w:szCs w:val="20"/>
+              </w:rPr>
+              <w:t xml:space="preserve">인용발명1: </w:t>
+            </w:r>
+            <w:proofErr w:type="spellStart"/>
+            <w:r>
+              <w:rPr>
+                <w:rFonts w:ascii="SpoqaHanSans-Light" w:eastAsia="SpoqaHanSans-Light" w:hAnsi="SpoqaHanSans-Light"/>
+                <w:color w:val="000000"/>
+                <w:sz w:val="20"/>
+                <w:szCs w:val="20"/>
+              </w:rPr>
+              <w:t>등록특허공보</w:t>
+            </w:r>
+            <w:proofErr w:type="spellEnd"/>
+            <w:r>
+              <w:rPr>
+                <w:rFonts w:ascii="SpoqaHanSans-Light" w:eastAsia="SpoqaHanSans-Light" w:hAnsi="SpoqaHanSans-Light"/>
+                <w:color w:val="000000"/>
+                <w:sz w:val="20"/>
+                <w:szCs w:val="20"/>
+              </w:rPr>
+              <w:t xml:space="preserve"> 제10-2747558호 (2025.01.02.)</w:t>
+            </w:r>
+          </w:p>
+          <w:p>
+            <w:pPr>
+              <w:pStyle w:val="a8"/>
+              <w:rPr>
+                <w:rFonts w:ascii="SpoqaHanSans-Light" w:eastAsia="SpoqaHanSans-Light" w:hAnsi="SpoqaHanSans-Light"/>
+                <w:b/>
+                <w:bCs/>
+                <w:color w:val="000000"/>
+                <w:sz w:val="20"/>
+                <w:szCs w:val="20"/>
+              </w:rPr>
+            </w:pPr>
+            <w:r>
+              <w:rPr>
+                <w:rFonts w:ascii="SpoqaHanSans-Light" w:eastAsia="SpoqaHanSans-Light" w:hAnsi="SpoqaHanSans-Light"/>
+                <w:b/>
+                <w:bCs/>
+                <w:color w:val="000000"/>
+                <w:sz w:val="20"/>
+                <w:szCs w:val="20"/>
+              </w:rPr>
+              <w:t xml:space="preserve">인용발명2: </w:t>
+            </w:r>
+            <w:proofErr w:type="spellStart"/>
+            <w:r>
+              <w:rPr>
+                <w:rFonts w:ascii="SpoqaHanSans-Light" w:eastAsia="SpoqaHanSans-Light" w:hAnsi="SpoqaHanSans-Light"/>
+                <w:color w:val="000000"/>
+                <w:sz w:val="20"/>
+                <w:szCs w:val="20"/>
+              </w:rPr>
+              <w:t>등록특허공보</w:t>
+            </w:r>
+            <w:proofErr w:type="spellEnd"/>
+            <w:r>
+              <w:rPr>
+                <w:rFonts w:ascii="SpoqaHanSans-Light" w:eastAsia="SpoqaHanSans-Light" w:hAnsi="SpoqaHanSans-Light"/>
+                <w:color w:val="000000"/>
+                <w:sz w:val="20"/>
+                <w:szCs w:val="20"/>
+              </w:rPr>
+              <w:t xml:space="preserve"> 제10-2770197호 (2025.02.20.)</w:t>
+            </w:r>
+          </w:p>
+          <w:p>
+            <w:pPr>
+              <w:pStyle w:val="a8"/>
+              <w:rPr>
+                <w:rFonts w:ascii="SpoqaHanSans-Light" w:eastAsia="SpoqaHanSans-Light" w:hAnsi="SpoqaHanSans-Light"/>
+                <w:color w:val="000000"/>
+                <w:sz w:val="20"/>
+                <w:szCs w:val="20"/>
+              </w:rPr>
+            </w:pPr>
+            <w:r>
+              <w:rPr>
+                <w:rFonts w:ascii="SpoqaHanSans-Light" w:eastAsia="SpoqaHanSans-Light" w:hAnsi="SpoqaHanSans-Light"/>
+                <w:b/>
+                <w:bCs/>
+                <w:color w:val="000000"/>
+                <w:sz w:val="20"/>
+                <w:szCs w:val="20"/>
+              </w:rPr>
+              <w:t xml:space="preserve">인용발명3: </w:t>
+            </w:r>
+            <w:proofErr w:type="spellStart"/>
+            <w:r>
+              <w:rPr>
+                <w:rFonts w:ascii="SpoqaHanSans-Light" w:eastAsia="SpoqaHanSans-Light" w:hAnsi="SpoqaHanSans-Light"/>
+                <w:color w:val="000000"/>
+                <w:sz w:val="20"/>
+                <w:szCs w:val="20"/>
+              </w:rPr>
+              <w:t>공개특허공보</w:t>
+            </w:r>
+            <w:proofErr w:type="spellEnd"/>
+            <w:r>
+              <w:rPr>
+                <w:rFonts w:ascii="SpoqaHanSans-Light" w:eastAsia="SpoqaHanSans-Light" w:hAnsi="SpoqaHanSans-Light"/>
+                <w:color w:val="000000"/>
+                <w:sz w:val="20"/>
+                <w:szCs w:val="20"/>
+              </w:rPr>
+              <w:t xml:space="preserve"> 제10-2024-0167308호 (2024.11.26.)</w:t>
+            </w:r>
           </w:p>
         </w:tc>
       </w:tr>
@@ -2573,6 +3198,18 @@
         </w:tc>
       </w:tr>
     </w:tbl>
+    <w:p>
+      <w:pPr>
+        <w:widowControl/>
+        <w:autoSpaceDE/>
+        <w:autoSpaceDN/>
+        <w:spacing w:line="240" w:lineRule="auto"/>
+        <w:jc w:val="left"/>
+        <w:rPr>
+          <w:b/>
+        </w:rPr>
+      </w:pPr>
+    </w:p>
     <w:p>
       <w:pPr>
         <w:pStyle w:val="af2"/>
@@ -3344,7 +3981,6 @@
           <w:sz w:val="20"/>
           <w:szCs w:val="20"/>
         </w:rPr>
-        <w:lastRenderedPageBreak/>
         <w:drawing>
           <wp:inline distT="0" distB="0" distL="0" distR="0" wp14:anchorId="491AA0D7" wp14:editId="1D99450E">
             <wp:extent cx="3352800" cy="923925"/>
@@ -3472,6 +4108,15 @@
         </w:rPr>
         <w:t>【특허청구범위】</w:t>
       </w:r>
+    </w:p>
+    <w:p>
+      <w:pPr>
+        <w:spacing w:line="240" w:lineRule="auto"/>
+        <w:rPr>
+          <w:rFonts w:ascii="SpoqaHanSans-Light" w:eastAsia="SpoqaHanSans-Light" w:hAnsi="SpoqaHanSans-Light"/>
+          <w:szCs w:val="20"/>
+        </w:rPr>
+      </w:pPr>
     </w:p>
     <w:p>
       <w:pPr>
